--- a/templates/A1.docx
+++ b/templates/A1.docx
@@ -431,7 +431,19 @@
         <w:rPr>
           <w:lang w:val="be-BY"/>
         </w:rPr>
-        <w:t>тел.: (017) 208 99 99, факс: (017) 321 20 66</w:t>
+        <w:t xml:space="preserve">тел.: </w:t>
+      </w:r>
+      <w:r>
+        <w:rPr>
+          <w:lang w:val="be-BY"/>
+        </w:rPr>
+        <w:t>(017) 208 99 99, факс: (017) 327</w:t>
+      </w:r>
+      <w:r>
+        <w:rPr>
+          <w:lang w:val="be-BY"/>
+        </w:rPr>
+        <w:t xml:space="preserve"> 20 66</w:t>
       </w:r>
     </w:p>
     <w:p>
@@ -748,65 +760,45 @@
                 <w:sz w:val="28"/>
                 <w:szCs w:val="28"/>
               </w:rPr>
-              <w:t>Начальник</w:t>
-            </w:r>
-            <w:r>
-              <w:rPr>
+              <w:t xml:space="preserve">Инженер средств радио и телевидения 2-ой категории </w:t>
+            </w:r>
+            <w:r>
+              <w:rPr>
+                <w:color w:val="000000" w:themeColor="text1"/>
                 <w:sz w:val="28"/>
                 <w:szCs w:val="28"/>
               </w:rPr>
-              <w:t xml:space="preserve"> </w:t>
+              <w:t>испытательной лаборатории</w:t>
             </w:r>
             <w:r>
               <w:rPr>
                 <w:sz w:val="28"/>
                 <w:szCs w:val="28"/>
               </w:rPr>
-              <w:t>испытательной</w:t>
-            </w:r>
+              <w:t xml:space="preserve"> государственного предприятия «</w:t>
+            </w:r>
+            <w:proofErr w:type="spellStart"/>
             <w:r>
               <w:rPr>
                 <w:sz w:val="28"/>
                 <w:szCs w:val="28"/>
               </w:rPr>
-              <w:br/>
-            </w:r>
+              <w:t>БелГИЭ</w:t>
+            </w:r>
+            <w:proofErr w:type="spellEnd"/>
             <w:r>
               <w:rPr>
                 <w:sz w:val="28"/>
                 <w:szCs w:val="28"/>
               </w:rPr>
-              <w:t>лаборатории государственного</w:t>
+              <w:t xml:space="preserve">»  </w:t>
             </w:r>
             <w:r>
               <w:rPr>
                 <w:sz w:val="28"/>
                 <w:szCs w:val="28"/>
               </w:rPr>
-              <w:br/>
-            </w:r>
-            <w:r>
-              <w:rPr>
-                <w:sz w:val="28"/>
-                <w:szCs w:val="28"/>
-              </w:rPr>
-              <w:t>предприятия «</w:t>
-            </w:r>
-            <w:proofErr w:type="spellStart"/>
-            <w:r>
-              <w:rPr>
-                <w:sz w:val="28"/>
-                <w:szCs w:val="28"/>
-              </w:rPr>
-              <w:t>БелГИЭ</w:t>
-            </w:r>
-            <w:proofErr w:type="spellEnd"/>
-            <w:r>
-              <w:rPr>
-                <w:sz w:val="28"/>
-                <w:szCs w:val="28"/>
-              </w:rPr>
-              <w:t>»</w:t>
+              <w:tab/>
             </w:r>
           </w:p>
         </w:tc>
@@ -918,17 +910,8 @@
                 <w:sz w:val="28"/>
                 <w:szCs w:val="28"/>
               </w:rPr>
-              <w:t xml:space="preserve">     В.С. </w:t>
-            </w:r>
-            <w:proofErr w:type="spellStart"/>
-            <w:r>
-              <w:rPr>
-                <w:sz w:val="28"/>
-                <w:szCs w:val="28"/>
-              </w:rPr>
-              <w:t>Лузиков</w:t>
-            </w:r>
-            <w:proofErr w:type="spellEnd"/>
+              <w:t xml:space="preserve">  Н.С. Денисенко</w:t>
+            </w:r>
           </w:p>
         </w:tc>
       </w:tr>
@@ -988,7 +971,7 @@
           </w:tcPr>
           <w:p>
             <w:pPr>
-              <w:ind w:left="-114" w:right="-244"/>
+              <w:ind w:left="36" w:right="-244"/>
             </w:pPr>
             <w:r>
               <w:t>(расшифровка подписи)</w:t>
@@ -1071,15 +1054,17 @@
           <w:szCs w:val="28"/>
         </w:rPr>
       </w:pPr>
+      <w:bookmarkStart w:id="0" w:name="_GoBack"/>
       <w:r>
         <w:rPr>
           <w:color w:val="000000" w:themeColor="text1"/>
           <w:sz w:val="28"/>
           <w:szCs w:val="28"/>
         </w:rPr>
-        <w:t>Наименование и адрес местонахождения объекта: базовая станция {{НОМЕРБС}} единой сети сотовой подвижной электросвязи по адресу: {{АДРЕСБС}}.</w:t>
-      </w:r>
-    </w:p>
+        <w:t>Наименование и адрес местонахождения объекта: базовая станция {{НОМЕРБС}} по адресу: {{АДРЕСБС}}.</w:t>
+      </w:r>
+    </w:p>
+    <w:bookmarkEnd w:id="0"/>
     <w:p>
       <w:pPr>
         <w:ind w:firstLine="708"/>
@@ -1321,7 +1306,14 @@
           <w:sz w:val="28"/>
           <w:szCs w:val="28"/>
         </w:rPr>
-        <w:t>Температура окружающего воздуха: +2</w:t>
+        <w:t>Температура окружающего воздуха: +</w:t>
+      </w:r>
+      <w:r>
+        <w:rPr>
+          <w:sz w:val="28"/>
+          <w:szCs w:val="28"/>
+        </w:rPr>
+        <w:t>15</w:t>
       </w:r>
       <w:proofErr w:type="gramStart"/>
       <w:r>
@@ -1347,7 +1339,28 @@
           <w:sz w:val="28"/>
           <w:szCs w:val="28"/>
         </w:rPr>
-        <w:t>Относительная влажность воздуха: 74 %</w:t>
+        <w:t>Отн</w:t>
+      </w:r>
+      <w:r>
+        <w:rPr>
+          <w:sz w:val="28"/>
+          <w:szCs w:val="28"/>
+        </w:rPr>
+        <w:t>осительная влажность воздуха: 7</w:t>
+      </w:r>
+      <w:r>
+        <w:rPr>
+          <w:sz w:val="28"/>
+          <w:szCs w:val="28"/>
+        </w:rPr>
+        <w:t>8</w:t>
+      </w:r>
+      <w:r>
+        <w:rPr>
+          <w:sz w:val="28"/>
+          <w:szCs w:val="28"/>
+        </w:rPr>
+        <w:t xml:space="preserve"> %</w:t>
       </w:r>
     </w:p>
     <w:p>
@@ -2545,7 +2558,6 @@
         </w:rPr>
         <w:t xml:space="preserve">      </w:t>
       </w:r>
-      <w:bookmarkStart w:id="0" w:name="_GoBack"/>
       <w:r>
         <w:rPr>
           <w:sz w:val="28"/>
@@ -2553,7 +2565,6 @@
         </w:rPr>
         <w:t>И.В. Барнюк</w:t>
       </w:r>
-      <w:bookmarkEnd w:id="0"/>
     </w:p>
     <w:p>
       <w:pPr>
@@ -4324,7 +4335,7 @@
 </file>
 
 <file path=customXml/itemProps1.xml><?xml version="1.0" encoding="utf-8"?>
-<ds:datastoreItem xmlns:ds="http://schemas.openxmlformats.org/officeDocument/2006/customXml" ds:itemID="{02AEC3A7-6EC2-4E11-8DC2-C64B76F0947F}">
+<ds:datastoreItem xmlns:ds="http://schemas.openxmlformats.org/officeDocument/2006/customXml" ds:itemID="{EC5A419E-210E-46DC-8AC8-5B7CA0854BD1}">
   <ds:schemaRefs>
     <ds:schemaRef ds:uri="http://schemas.openxmlformats.org/officeDocument/2006/bibliography"/>
   </ds:schemaRefs>

--- a/templates/A1.docx
+++ b/templates/A1.docx
@@ -1054,7 +1054,6 @@
           <w:szCs w:val="28"/>
         </w:rPr>
       </w:pPr>
-      <w:bookmarkStart w:id="0" w:name="_GoBack"/>
       <w:r>
         <w:rPr>
           <w:color w:val="000000" w:themeColor="text1"/>
@@ -1064,7 +1063,6 @@
         <w:t>Наименование и адрес местонахождения объекта: базовая станция {{НОМЕРБС}} по адресу: {{АДРЕСБС}}.</w:t>
       </w:r>
     </w:p>
-    <w:bookmarkEnd w:id="0"/>
     <w:p>
       <w:pPr>
         <w:ind w:firstLine="708"/>
@@ -1301,29 +1299,28 @@
           <w:szCs w:val="28"/>
         </w:rPr>
       </w:pPr>
-      <w:r>
-        <w:rPr>
-          <w:sz w:val="28"/>
-          <w:szCs w:val="28"/>
-        </w:rPr>
-        <w:t>Температура окружающего воздуха: +</w:t>
-      </w:r>
-      <w:r>
-        <w:rPr>
-          <w:sz w:val="28"/>
-          <w:szCs w:val="28"/>
-        </w:rPr>
-        <w:t>15</w:t>
-      </w:r>
-      <w:proofErr w:type="gramStart"/>
-      <w:r>
-        <w:rPr>
-          <w:sz w:val="28"/>
-          <w:szCs w:val="28"/>
-        </w:rPr>
-        <w:t xml:space="preserve"> ºС</w:t>
-      </w:r>
-      <w:proofErr w:type="gramEnd"/>
+      <w:bookmarkStart w:id="0" w:name="_GoBack"/>
+      <w:r>
+        <w:rPr>
+          <w:sz w:val="28"/>
+          <w:szCs w:val="28"/>
+        </w:rPr>
+        <w:t xml:space="preserve">Температура окружающего воздуха: </w:t>
+      </w:r>
+      <w:r>
+        <w:rPr>
+          <w:sz w:val="28"/>
+          <w:szCs w:val="28"/>
+        </w:rPr>
+        <w:t xml:space="preserve">{{Т}} </w:t>
+      </w:r>
+      <w:r>
+        <w:rPr>
+          <w:sz w:val="28"/>
+          <w:szCs w:val="28"/>
+        </w:rPr>
+        <w:t>ºС</w:t>
+      </w:r>
     </w:p>
     <w:p>
       <w:pPr>
@@ -1346,14 +1343,14 @@
           <w:sz w:val="28"/>
           <w:szCs w:val="28"/>
         </w:rPr>
-        <w:t>осительная влажность воздуха: 7</w:t>
-      </w:r>
-      <w:r>
-        <w:rPr>
-          <w:sz w:val="28"/>
-          <w:szCs w:val="28"/>
-        </w:rPr>
-        <w:t>8</w:t>
+        <w:t xml:space="preserve">осительная влажность воздуха: </w:t>
+      </w:r>
+      <w:r>
+        <w:rPr>
+          <w:sz w:val="28"/>
+          <w:szCs w:val="28"/>
+        </w:rPr>
+        <w:t>{{В}}</w:t>
       </w:r>
       <w:r>
         <w:rPr>
@@ -1363,6 +1360,7 @@
         <w:t xml:space="preserve"> %</w:t>
       </w:r>
     </w:p>
+    <w:bookmarkEnd w:id="0"/>
     <w:p>
       <w:pPr>
         <w:ind w:firstLine="708"/>
@@ -4335,7 +4333,7 @@
 </file>
 
 <file path=customXml/itemProps1.xml><?xml version="1.0" encoding="utf-8"?>
-<ds:datastoreItem xmlns:ds="http://schemas.openxmlformats.org/officeDocument/2006/customXml" ds:itemID="{EC5A419E-210E-46DC-8AC8-5B7CA0854BD1}">
+<ds:datastoreItem xmlns:ds="http://schemas.openxmlformats.org/officeDocument/2006/customXml" ds:itemID="{3A788A38-BE34-42A2-8AE2-7ED569867258}">
   <ds:schemaRefs>
     <ds:schemaRef ds:uri="http://schemas.openxmlformats.org/officeDocument/2006/bibliography"/>
   </ds:schemaRefs>
